--- a/document-report/DevOps Assignment Report.docx
+++ b/document-report/DevOps Assignment Report.docx
@@ -121,8 +121,62 @@
         </w:rPr>
         <w:t xml:space="preserve"> Dave</w:t>
       </w:r>
-      <w:bookmarkStart w:id="0" w:name="_GoBack"/>
-      <w:bookmarkEnd w:id="0"/>
+    </w:p>
+    <w:p>
+      <w:pPr>
+        <w:spacing w:before="100" w:beforeAutospacing="1" w:after="100" w:afterAutospacing="1" w:line="240" w:lineRule="auto"/>
+        <w:outlineLvl w:val="1"/>
+        <w:rPr>
+          <w:rFonts w:ascii="Times New Roman" w:eastAsia="Times New Roman" w:hAnsi="Times New Roman" w:cs="Times New Roman"/>
+          <w:b/>
+          <w:bCs/>
+          <w:sz w:val="36"/>
+          <w:szCs w:val="36"/>
+          <w:lang w:eastAsia="en-IN"/>
+        </w:rPr>
+      </w:pPr>
+      <w:proofErr w:type="spellStart"/>
+      <w:r>
+        <w:rPr>
+          <w:rFonts w:ascii="Times New Roman" w:eastAsia="Times New Roman" w:hAnsi="Times New Roman" w:cs="Times New Roman"/>
+          <w:b/>
+          <w:bCs/>
+          <w:sz w:val="36"/>
+          <w:szCs w:val="36"/>
+          <w:lang w:eastAsia="en-IN"/>
+        </w:rPr>
+        <w:t>GitHub</w:t>
+      </w:r>
+      <w:proofErr w:type="spellEnd"/>
+      <w:r>
+        <w:rPr>
+          <w:rFonts w:ascii="Times New Roman" w:eastAsia="Times New Roman" w:hAnsi="Times New Roman" w:cs="Times New Roman"/>
+          <w:b/>
+          <w:bCs/>
+          <w:sz w:val="36"/>
+          <w:szCs w:val="36"/>
+          <w:lang w:eastAsia="en-IN"/>
+        </w:rPr>
+        <w:t xml:space="preserve"> Repo: </w:t>
+      </w:r>
+      <w:r>
+        <w:rPr>
+          <w:rFonts w:ascii="Times New Roman" w:eastAsia="Times New Roman" w:hAnsi="Times New Roman" w:cs="Times New Roman"/>
+          <w:sz w:val="24"/>
+          <w:szCs w:val="24"/>
+          <w:lang w:eastAsia="en-IN"/>
+        </w:rPr>
+        <w:t>https://github.com/Dipakdave/testing-linux-and-server.git</w:t>
+      </w:r>
+      <w:r>
+        <w:rPr>
+          <w:rFonts w:ascii="Times New Roman" w:eastAsia="Times New Roman" w:hAnsi="Times New Roman" w:cs="Times New Roman"/>
+          <w:sz w:val="24"/>
+          <w:szCs w:val="24"/>
+          <w:lang w:eastAsia="en-IN"/>
+        </w:rPr>
+        <w:t>s</w:t>
+      </w:r>
     </w:p>
     <w:p>
       <w:pPr>
@@ -897,6 +951,7 @@
           <w:szCs w:val="20"/>
           <w:lang w:eastAsia="en-IN"/>
         </w:rPr>
+        <w:lastRenderedPageBreak/>
         <w:t>/</w:t>
       </w:r>
       <w:proofErr w:type="spellStart"/>
@@ -942,7 +997,6 @@
           <w:szCs w:val="36"/>
           <w:lang w:eastAsia="en-IN"/>
         </w:rPr>
-        <w:lastRenderedPageBreak/>
         <w:t>Outcome</w:t>
       </w:r>
     </w:p>
@@ -1905,6 +1959,7 @@
           <w:szCs w:val="24"/>
           <w:lang w:eastAsia="en-IN"/>
         </w:rPr>
+        <w:lastRenderedPageBreak/>
         <w:t>Password policies enforced</w:t>
       </w:r>
     </w:p>
@@ -1925,7 +1980,6 @@
           <w:szCs w:val="24"/>
           <w:lang w:eastAsia="en-IN"/>
         </w:rPr>
-        <w:lastRenderedPageBreak/>
         <w:pict>
           <v:rect id="_x0000_i1028" style="width:0;height:1.5pt" o:hralign="center" o:hrstd="t" o:hr="t" fillcolor="#a0a0a0" stroked="f"/>
         </w:pict>
@@ -3331,7 +3385,6 @@
           <w:szCs w:val="20"/>
           <w:lang w:eastAsia="en-IN"/>
         </w:rPr>
-        <w:lastRenderedPageBreak/>
         <w:t>tar</w:t>
       </w:r>
       <w:proofErr w:type="gramEnd"/>
@@ -4304,6 +4357,7 @@
           <w:szCs w:val="24"/>
           <w:lang w:eastAsia="en-IN"/>
         </w:rPr>
+        <w:lastRenderedPageBreak/>
         <w:t xml:space="preserve">This setup ensures a </w:t>
       </w:r>
       <w:r>
@@ -4364,7 +4418,6 @@
           <w:szCs w:val="24"/>
           <w:lang w:eastAsia="en-IN"/>
         </w:rPr>
-        <w:lastRenderedPageBreak/>
         <w:pict>
           <v:rect id="_x0000_i1036" style="width:0;height:1.5pt" o:hralign="center" o:hrstd="t" o:hr="t" fillcolor="#a0a0a0" stroked="f"/>
         </w:pict>
@@ -4738,6 +4791,7 @@
           <w:szCs w:val="24"/>
           <w:lang w:eastAsia="en-IN"/>
         </w:rPr>
+        <w:lastRenderedPageBreak/>
         <w:t>User Creation</w:t>
       </w:r>
     </w:p>
@@ -4757,7 +4811,6 @@
           <w:noProof/>
           <w:lang w:eastAsia="en-IN"/>
         </w:rPr>
-        <w:lastRenderedPageBreak/>
         <w:drawing>
           <wp:inline distT="0" distB="0" distL="0" distR="0" wp14:anchorId="327B6BAD" wp14:editId="4FC37FE5">
             <wp:extent cx="3105150" cy="1143000"/>
@@ -4996,6 +5049,42 @@
     </w:p>
     <w:p>
       <w:pPr>
+        <w:spacing w:before="100" w:beforeAutospacing="1" w:after="100" w:afterAutospacing="1" w:line="240" w:lineRule="auto"/>
+        <w:ind w:left="720"/>
+        <w:rPr>
+          <w:rFonts w:ascii="Times New Roman" w:eastAsia="Times New Roman" w:hAnsi="Times New Roman" w:cs="Times New Roman"/>
+          <w:sz w:val="24"/>
+          <w:szCs w:val="24"/>
+          <w:lang w:eastAsia="en-IN"/>
+        </w:rPr>
+      </w:pPr>
+    </w:p>
+    <w:p>
+      <w:pPr>
+        <w:spacing w:before="100" w:beforeAutospacing="1" w:after="100" w:afterAutospacing="1" w:line="240" w:lineRule="auto"/>
+        <w:ind w:left="720"/>
+        <w:rPr>
+          <w:rFonts w:ascii="Times New Roman" w:eastAsia="Times New Roman" w:hAnsi="Times New Roman" w:cs="Times New Roman"/>
+          <w:sz w:val="24"/>
+          <w:szCs w:val="24"/>
+          <w:lang w:eastAsia="en-IN"/>
+        </w:rPr>
+      </w:pPr>
+    </w:p>
+    <w:p>
+      <w:pPr>
+        <w:spacing w:before="100" w:beforeAutospacing="1" w:after="100" w:afterAutospacing="1" w:line="240" w:lineRule="auto"/>
+        <w:ind w:left="720"/>
+        <w:rPr>
+          <w:rFonts w:ascii="Times New Roman" w:eastAsia="Times New Roman" w:hAnsi="Times New Roman" w:cs="Times New Roman"/>
+          <w:sz w:val="24"/>
+          <w:szCs w:val="24"/>
+          <w:lang w:eastAsia="en-IN"/>
+        </w:rPr>
+      </w:pPr>
+    </w:p>
+    <w:p>
+      <w:pPr>
         <w:numPr>
           <w:ilvl w:val="0"/>
           <w:numId w:val="10"/>
@@ -5017,6 +5106,801 @@
         </w:rPr>
         <w:t>Backup Scripts</w:t>
       </w:r>
+    </w:p>
+    <w:p>
+      <w:pPr>
+        <w:pStyle w:val="ListParagraph"/>
+        <w:numPr>
+          <w:ilvl w:val="0"/>
+          <w:numId w:val="10"/>
+        </w:numPr>
+      </w:pPr>
+      <w:r>
+        <w:t>apache_backup.sh</w:t>
+      </w:r>
+    </w:p>
+    <w:p>
+      <w:pPr>
+        <w:pStyle w:val="ListParagraph"/>
+        <w:numPr>
+          <w:ilvl w:val="0"/>
+          <w:numId w:val="10"/>
+        </w:numPr>
+        <w:shd w:val="clear" w:color="auto" w:fill="1F1F1F"/>
+        <w:spacing w:after="0" w:line="285" w:lineRule="atLeast"/>
+        <w:rPr>
+          <w:rFonts w:ascii="Consolas" w:eastAsia="Times New Roman" w:hAnsi="Consolas" w:cs="Times New Roman"/>
+          <w:color w:val="CCCCCC"/>
+          <w:sz w:val="21"/>
+          <w:szCs w:val="21"/>
+          <w:lang w:eastAsia="en-IN"/>
+        </w:rPr>
+      </w:pPr>
+      <w:r>
+        <w:rPr>
+          <w:rFonts w:ascii="Consolas" w:eastAsia="Times New Roman" w:hAnsi="Consolas" w:cs="Times New Roman"/>
+          <w:color w:val="6A9955"/>
+          <w:sz w:val="21"/>
+          <w:szCs w:val="21"/>
+          <w:lang w:eastAsia="en-IN"/>
+        </w:rPr>
+        <w:t>#!/bin/bash</w:t>
+      </w:r>
+    </w:p>
+    <w:p>
+      <w:pPr>
+        <w:pStyle w:val="ListParagraph"/>
+        <w:numPr>
+          <w:ilvl w:val="0"/>
+          <w:numId w:val="10"/>
+        </w:numPr>
+        <w:shd w:val="clear" w:color="auto" w:fill="1F1F1F"/>
+        <w:spacing w:after="0" w:line="285" w:lineRule="atLeast"/>
+        <w:rPr>
+          <w:rFonts w:ascii="Consolas" w:eastAsia="Times New Roman" w:hAnsi="Consolas" w:cs="Times New Roman"/>
+          <w:color w:val="CCCCCC"/>
+          <w:sz w:val="21"/>
+          <w:szCs w:val="21"/>
+          <w:lang w:eastAsia="en-IN"/>
+        </w:rPr>
+      </w:pPr>
+    </w:p>
+    <w:p>
+      <w:pPr>
+        <w:pStyle w:val="ListParagraph"/>
+        <w:numPr>
+          <w:ilvl w:val="0"/>
+          <w:numId w:val="10"/>
+        </w:numPr>
+        <w:shd w:val="clear" w:color="auto" w:fill="1F1F1F"/>
+        <w:spacing w:after="0" w:line="285" w:lineRule="atLeast"/>
+        <w:rPr>
+          <w:rFonts w:ascii="Consolas" w:eastAsia="Times New Roman" w:hAnsi="Consolas" w:cs="Times New Roman"/>
+          <w:color w:val="CCCCCC"/>
+          <w:sz w:val="21"/>
+          <w:szCs w:val="21"/>
+          <w:lang w:eastAsia="en-IN"/>
+        </w:rPr>
+      </w:pPr>
+      <w:r>
+        <w:rPr>
+          <w:rFonts w:ascii="Consolas" w:eastAsia="Times New Roman" w:hAnsi="Consolas" w:cs="Times New Roman"/>
+          <w:color w:val="9CDCFE"/>
+          <w:sz w:val="21"/>
+          <w:szCs w:val="21"/>
+          <w:lang w:eastAsia="en-IN"/>
+        </w:rPr>
+        <w:t>DATE</w:t>
+      </w:r>
+      <w:r>
+        <w:rPr>
+          <w:rFonts w:ascii="Consolas" w:eastAsia="Times New Roman" w:hAnsi="Consolas" w:cs="Times New Roman"/>
+          <w:color w:val="D4D4D4"/>
+          <w:sz w:val="21"/>
+          <w:szCs w:val="21"/>
+          <w:lang w:eastAsia="en-IN"/>
+        </w:rPr>
+        <w:t>=</w:t>
+      </w:r>
+      <w:r>
+        <w:rPr>
+          <w:rFonts w:ascii="Consolas" w:eastAsia="Times New Roman" w:hAnsi="Consolas" w:cs="Times New Roman"/>
+          <w:color w:val="CCCCCC"/>
+          <w:sz w:val="21"/>
+          <w:szCs w:val="21"/>
+          <w:lang w:eastAsia="en-IN"/>
+        </w:rPr>
+        <w:t>$(</w:t>
+      </w:r>
+      <w:r>
+        <w:rPr>
+          <w:rFonts w:ascii="Consolas" w:eastAsia="Times New Roman" w:hAnsi="Consolas" w:cs="Times New Roman"/>
+          <w:color w:val="DCDCAA"/>
+          <w:sz w:val="21"/>
+          <w:szCs w:val="21"/>
+          <w:lang w:eastAsia="en-IN"/>
+        </w:rPr>
+        <w:t>date</w:t>
+      </w:r>
+      <w:r>
+        <w:rPr>
+          <w:rFonts w:ascii="Consolas" w:eastAsia="Times New Roman" w:hAnsi="Consolas" w:cs="Times New Roman"/>
+          <w:color w:val="CCCCCC"/>
+          <w:sz w:val="21"/>
+          <w:szCs w:val="21"/>
+          <w:lang w:eastAsia="en-IN"/>
+        </w:rPr>
+        <w:t xml:space="preserve"> </w:t>
+      </w:r>
+      <w:r>
+        <w:rPr>
+          <w:rFonts w:ascii="Consolas" w:eastAsia="Times New Roman" w:hAnsi="Consolas" w:cs="Times New Roman"/>
+          <w:color w:val="CE9178"/>
+          <w:sz w:val="21"/>
+          <w:szCs w:val="21"/>
+          <w:lang w:eastAsia="en-IN"/>
+        </w:rPr>
+        <w:t>+%F</w:t>
+      </w:r>
+      <w:r>
+        <w:rPr>
+          <w:rFonts w:ascii="Consolas" w:eastAsia="Times New Roman" w:hAnsi="Consolas" w:cs="Times New Roman"/>
+          <w:color w:val="CCCCCC"/>
+          <w:sz w:val="21"/>
+          <w:szCs w:val="21"/>
+          <w:lang w:eastAsia="en-IN"/>
+        </w:rPr>
+        <w:t>)</w:t>
+      </w:r>
+    </w:p>
+    <w:p>
+      <w:pPr>
+        <w:pStyle w:val="ListParagraph"/>
+        <w:numPr>
+          <w:ilvl w:val="0"/>
+          <w:numId w:val="10"/>
+        </w:numPr>
+        <w:shd w:val="clear" w:color="auto" w:fill="1F1F1F"/>
+        <w:spacing w:after="0" w:line="285" w:lineRule="atLeast"/>
+        <w:rPr>
+          <w:rFonts w:ascii="Consolas" w:eastAsia="Times New Roman" w:hAnsi="Consolas" w:cs="Times New Roman"/>
+          <w:color w:val="CCCCCC"/>
+          <w:sz w:val="21"/>
+          <w:szCs w:val="21"/>
+          <w:lang w:eastAsia="en-IN"/>
+        </w:rPr>
+      </w:pPr>
+    </w:p>
+    <w:p>
+      <w:pPr>
+        <w:pStyle w:val="ListParagraph"/>
+        <w:numPr>
+          <w:ilvl w:val="0"/>
+          <w:numId w:val="10"/>
+        </w:numPr>
+        <w:shd w:val="clear" w:color="auto" w:fill="1F1F1F"/>
+        <w:spacing w:after="0" w:line="285" w:lineRule="atLeast"/>
+        <w:rPr>
+          <w:rFonts w:ascii="Consolas" w:eastAsia="Times New Roman" w:hAnsi="Consolas" w:cs="Times New Roman"/>
+          <w:color w:val="CCCCCC"/>
+          <w:sz w:val="21"/>
+          <w:szCs w:val="21"/>
+          <w:lang w:eastAsia="en-IN"/>
+        </w:rPr>
+      </w:pPr>
+      <w:r>
+        <w:rPr>
+          <w:rFonts w:ascii="Consolas" w:eastAsia="Times New Roman" w:hAnsi="Consolas" w:cs="Times New Roman"/>
+          <w:color w:val="DCDCAA"/>
+          <w:sz w:val="21"/>
+          <w:szCs w:val="21"/>
+          <w:lang w:eastAsia="en-IN"/>
+        </w:rPr>
+        <w:t>tar</w:t>
+      </w:r>
+      <w:r>
+        <w:rPr>
+          <w:rFonts w:ascii="Consolas" w:eastAsia="Times New Roman" w:hAnsi="Consolas" w:cs="Times New Roman"/>
+          <w:color w:val="CCCCCC"/>
+          <w:sz w:val="21"/>
+          <w:szCs w:val="21"/>
+          <w:lang w:eastAsia="en-IN"/>
+        </w:rPr>
+        <w:t xml:space="preserve"> </w:t>
+      </w:r>
+      <w:r>
+        <w:rPr>
+          <w:rFonts w:ascii="Consolas" w:eastAsia="Times New Roman" w:hAnsi="Consolas" w:cs="Times New Roman"/>
+          <w:color w:val="569CD6"/>
+          <w:sz w:val="21"/>
+          <w:szCs w:val="21"/>
+          <w:lang w:eastAsia="en-IN"/>
+        </w:rPr>
+        <w:t>-</w:t>
+      </w:r>
+      <w:proofErr w:type="spellStart"/>
+      <w:r>
+        <w:rPr>
+          <w:rFonts w:ascii="Consolas" w:eastAsia="Times New Roman" w:hAnsi="Consolas" w:cs="Times New Roman"/>
+          <w:color w:val="569CD6"/>
+          <w:sz w:val="21"/>
+          <w:szCs w:val="21"/>
+          <w:lang w:eastAsia="en-IN"/>
+        </w:rPr>
+        <w:t>czvf</w:t>
+      </w:r>
+      <w:proofErr w:type="spellEnd"/>
+      <w:r>
+        <w:rPr>
+          <w:rFonts w:ascii="Consolas" w:eastAsia="Times New Roman" w:hAnsi="Consolas" w:cs="Times New Roman"/>
+          <w:color w:val="CCCCCC"/>
+          <w:sz w:val="21"/>
+          <w:szCs w:val="21"/>
+          <w:lang w:eastAsia="en-IN"/>
+        </w:rPr>
+        <w:t xml:space="preserve"> </w:t>
+      </w:r>
+      <w:r>
+        <w:rPr>
+          <w:rFonts w:ascii="Consolas" w:eastAsia="Times New Roman" w:hAnsi="Consolas" w:cs="Times New Roman"/>
+          <w:color w:val="CE9178"/>
+          <w:sz w:val="21"/>
+          <w:szCs w:val="21"/>
+          <w:lang w:eastAsia="en-IN"/>
+        </w:rPr>
+        <w:t>/backups/apache_backup_</w:t>
+      </w:r>
+      <w:r>
+        <w:rPr>
+          <w:rFonts w:ascii="Consolas" w:eastAsia="Times New Roman" w:hAnsi="Consolas" w:cs="Times New Roman"/>
+          <w:color w:val="9CDCFE"/>
+          <w:sz w:val="21"/>
+          <w:szCs w:val="21"/>
+          <w:lang w:eastAsia="en-IN"/>
+        </w:rPr>
+        <w:t>$DATE</w:t>
+      </w:r>
+      <w:r>
+        <w:rPr>
+          <w:rFonts w:ascii="Consolas" w:eastAsia="Times New Roman" w:hAnsi="Consolas" w:cs="Times New Roman"/>
+          <w:color w:val="CE9178"/>
+          <w:sz w:val="21"/>
+          <w:szCs w:val="21"/>
+          <w:lang w:eastAsia="en-IN"/>
+        </w:rPr>
+        <w:t>.tar.gz</w:t>
+      </w:r>
+      <w:r>
+        <w:rPr>
+          <w:rFonts w:ascii="Consolas" w:eastAsia="Times New Roman" w:hAnsi="Consolas" w:cs="Times New Roman"/>
+          <w:color w:val="CCCCCC"/>
+          <w:sz w:val="21"/>
+          <w:szCs w:val="21"/>
+          <w:lang w:eastAsia="en-IN"/>
+        </w:rPr>
+        <w:t xml:space="preserve"> </w:t>
+      </w:r>
+      <w:r>
+        <w:rPr>
+          <w:rFonts w:ascii="Consolas" w:eastAsia="Times New Roman" w:hAnsi="Consolas" w:cs="Times New Roman"/>
+          <w:color w:val="CE9178"/>
+          <w:sz w:val="21"/>
+          <w:szCs w:val="21"/>
+          <w:lang w:eastAsia="en-IN"/>
+        </w:rPr>
+        <w:t>/</w:t>
+      </w:r>
+      <w:proofErr w:type="spellStart"/>
+      <w:r>
+        <w:rPr>
+          <w:rFonts w:ascii="Consolas" w:eastAsia="Times New Roman" w:hAnsi="Consolas" w:cs="Times New Roman"/>
+          <w:color w:val="CE9178"/>
+          <w:sz w:val="21"/>
+          <w:szCs w:val="21"/>
+          <w:lang w:eastAsia="en-IN"/>
+        </w:rPr>
+        <w:t>etc</w:t>
+      </w:r>
+      <w:proofErr w:type="spellEnd"/>
+      <w:r>
+        <w:rPr>
+          <w:rFonts w:ascii="Consolas" w:eastAsia="Times New Roman" w:hAnsi="Consolas" w:cs="Times New Roman"/>
+          <w:color w:val="CE9178"/>
+          <w:sz w:val="21"/>
+          <w:szCs w:val="21"/>
+          <w:lang w:eastAsia="en-IN"/>
+        </w:rPr>
+        <w:t>/apache2/</w:t>
+      </w:r>
+      <w:r>
+        <w:rPr>
+          <w:rFonts w:ascii="Consolas" w:eastAsia="Times New Roman" w:hAnsi="Consolas" w:cs="Times New Roman"/>
+          <w:color w:val="CCCCCC"/>
+          <w:sz w:val="21"/>
+          <w:szCs w:val="21"/>
+          <w:lang w:eastAsia="en-IN"/>
+        </w:rPr>
+        <w:t xml:space="preserve"> </w:t>
+      </w:r>
+      <w:r>
+        <w:rPr>
+          <w:rFonts w:ascii="Consolas" w:eastAsia="Times New Roman" w:hAnsi="Consolas" w:cs="Times New Roman"/>
+          <w:color w:val="CE9178"/>
+          <w:sz w:val="21"/>
+          <w:szCs w:val="21"/>
+          <w:lang w:eastAsia="en-IN"/>
+        </w:rPr>
+        <w:t>/</w:t>
+      </w:r>
+      <w:proofErr w:type="spellStart"/>
+      <w:r>
+        <w:rPr>
+          <w:rFonts w:ascii="Consolas" w:eastAsia="Times New Roman" w:hAnsi="Consolas" w:cs="Times New Roman"/>
+          <w:color w:val="CE9178"/>
+          <w:sz w:val="21"/>
+          <w:szCs w:val="21"/>
+          <w:lang w:eastAsia="en-IN"/>
+        </w:rPr>
+        <w:t>var</w:t>
+      </w:r>
+      <w:proofErr w:type="spellEnd"/>
+      <w:r>
+        <w:rPr>
+          <w:rFonts w:ascii="Consolas" w:eastAsia="Times New Roman" w:hAnsi="Consolas" w:cs="Times New Roman"/>
+          <w:color w:val="CE9178"/>
+          <w:sz w:val="21"/>
+          <w:szCs w:val="21"/>
+          <w:lang w:eastAsia="en-IN"/>
+        </w:rPr>
+        <w:t>/www/html/</w:t>
+      </w:r>
+    </w:p>
+    <w:p>
+      <w:pPr>
+        <w:pStyle w:val="ListParagraph"/>
+        <w:numPr>
+          <w:ilvl w:val="0"/>
+          <w:numId w:val="10"/>
+        </w:numPr>
+        <w:shd w:val="clear" w:color="auto" w:fill="1F1F1F"/>
+        <w:spacing w:after="0" w:line="285" w:lineRule="atLeast"/>
+        <w:rPr>
+          <w:rFonts w:ascii="Consolas" w:eastAsia="Times New Roman" w:hAnsi="Consolas" w:cs="Times New Roman"/>
+          <w:color w:val="CCCCCC"/>
+          <w:sz w:val="21"/>
+          <w:szCs w:val="21"/>
+          <w:lang w:eastAsia="en-IN"/>
+        </w:rPr>
+      </w:pPr>
+    </w:p>
+    <w:p>
+      <w:pPr>
+        <w:pStyle w:val="ListParagraph"/>
+        <w:numPr>
+          <w:ilvl w:val="0"/>
+          <w:numId w:val="10"/>
+        </w:numPr>
+        <w:shd w:val="clear" w:color="auto" w:fill="1F1F1F"/>
+        <w:spacing w:after="0" w:line="285" w:lineRule="atLeast"/>
+        <w:rPr>
+          <w:rFonts w:ascii="Consolas" w:eastAsia="Times New Roman" w:hAnsi="Consolas" w:cs="Times New Roman"/>
+          <w:color w:val="CCCCCC"/>
+          <w:sz w:val="21"/>
+          <w:szCs w:val="21"/>
+          <w:lang w:eastAsia="en-IN"/>
+        </w:rPr>
+      </w:pPr>
+      <w:r>
+        <w:rPr>
+          <w:rFonts w:ascii="Consolas" w:eastAsia="Times New Roman" w:hAnsi="Consolas" w:cs="Times New Roman"/>
+          <w:color w:val="DCDCAA"/>
+          <w:sz w:val="21"/>
+          <w:szCs w:val="21"/>
+          <w:lang w:eastAsia="en-IN"/>
+        </w:rPr>
+        <w:t>echo</w:t>
+      </w:r>
+      <w:r>
+        <w:rPr>
+          <w:rFonts w:ascii="Consolas" w:eastAsia="Times New Roman" w:hAnsi="Consolas" w:cs="Times New Roman"/>
+          <w:color w:val="CCCCCC"/>
+          <w:sz w:val="21"/>
+          <w:szCs w:val="21"/>
+          <w:lang w:eastAsia="en-IN"/>
+        </w:rPr>
+        <w:t xml:space="preserve"> </w:t>
+      </w:r>
+      <w:r>
+        <w:rPr>
+          <w:rFonts w:ascii="Consolas" w:eastAsia="Times New Roman" w:hAnsi="Consolas" w:cs="Times New Roman"/>
+          <w:color w:val="CE9178"/>
+          <w:sz w:val="21"/>
+          <w:szCs w:val="21"/>
+          <w:lang w:eastAsia="en-IN"/>
+        </w:rPr>
+        <w:t xml:space="preserve">"Backup Created on </w:t>
+      </w:r>
+      <w:r>
+        <w:rPr>
+          <w:rFonts w:ascii="Consolas" w:eastAsia="Times New Roman" w:hAnsi="Consolas" w:cs="Times New Roman"/>
+          <w:color w:val="9CDCFE"/>
+          <w:sz w:val="21"/>
+          <w:szCs w:val="21"/>
+          <w:lang w:eastAsia="en-IN"/>
+        </w:rPr>
+        <w:t>$DATE</w:t>
+      </w:r>
+      <w:r>
+        <w:rPr>
+          <w:rFonts w:ascii="Consolas" w:eastAsia="Times New Roman" w:hAnsi="Consolas" w:cs="Times New Roman"/>
+          <w:color w:val="CE9178"/>
+          <w:sz w:val="21"/>
+          <w:szCs w:val="21"/>
+          <w:lang w:eastAsia="en-IN"/>
+        </w:rPr>
+        <w:t>"</w:t>
+      </w:r>
+      <w:r>
+        <w:rPr>
+          <w:rFonts w:ascii="Consolas" w:eastAsia="Times New Roman" w:hAnsi="Consolas" w:cs="Times New Roman"/>
+          <w:color w:val="CCCCCC"/>
+          <w:sz w:val="21"/>
+          <w:szCs w:val="21"/>
+          <w:lang w:eastAsia="en-IN"/>
+        </w:rPr>
+        <w:t xml:space="preserve"> </w:t>
+      </w:r>
+      <w:r>
+        <w:rPr>
+          <w:rFonts w:ascii="Consolas" w:eastAsia="Times New Roman" w:hAnsi="Consolas" w:cs="Times New Roman"/>
+          <w:color w:val="D4D4D4"/>
+          <w:sz w:val="21"/>
+          <w:szCs w:val="21"/>
+          <w:lang w:eastAsia="en-IN"/>
+        </w:rPr>
+        <w:t>&gt;&gt;</w:t>
+      </w:r>
+      <w:r>
+        <w:rPr>
+          <w:rFonts w:ascii="Consolas" w:eastAsia="Times New Roman" w:hAnsi="Consolas" w:cs="Times New Roman"/>
+          <w:color w:val="CCCCCC"/>
+          <w:sz w:val="21"/>
+          <w:szCs w:val="21"/>
+          <w:lang w:eastAsia="en-IN"/>
+        </w:rPr>
+        <w:t xml:space="preserve"> </w:t>
+      </w:r>
+      <w:r>
+        <w:rPr>
+          <w:rFonts w:ascii="Consolas" w:eastAsia="Times New Roman" w:hAnsi="Consolas" w:cs="Times New Roman"/>
+          <w:color w:val="CE9178"/>
+          <w:sz w:val="21"/>
+          <w:szCs w:val="21"/>
+          <w:lang w:eastAsia="en-IN"/>
+        </w:rPr>
+        <w:t>/backups/apache_backup.log</w:t>
+      </w:r>
+    </w:p>
+    <w:p>
+      <w:pPr>
+        <w:pStyle w:val="ListParagraph"/>
+        <w:numPr>
+          <w:ilvl w:val="0"/>
+          <w:numId w:val="10"/>
+        </w:numPr>
+        <w:shd w:val="clear" w:color="auto" w:fill="1F1F1F"/>
+        <w:spacing w:after="0" w:line="285" w:lineRule="atLeast"/>
+        <w:rPr>
+          <w:rFonts w:ascii="Consolas" w:eastAsia="Times New Roman" w:hAnsi="Consolas" w:cs="Times New Roman"/>
+          <w:color w:val="CCCCCC"/>
+          <w:sz w:val="21"/>
+          <w:szCs w:val="21"/>
+          <w:lang w:eastAsia="en-IN"/>
+        </w:rPr>
+      </w:pPr>
+    </w:p>
+    <w:p>
+      <w:pPr>
+        <w:pStyle w:val="ListParagraph"/>
+        <w:numPr>
+          <w:ilvl w:val="0"/>
+          <w:numId w:val="10"/>
+        </w:numPr>
+        <w:shd w:val="clear" w:color="auto" w:fill="1F1F1F"/>
+        <w:spacing w:after="0" w:line="285" w:lineRule="atLeast"/>
+        <w:rPr>
+          <w:rFonts w:ascii="Consolas" w:eastAsia="Times New Roman" w:hAnsi="Consolas" w:cs="Times New Roman"/>
+          <w:color w:val="CCCCCC"/>
+          <w:sz w:val="21"/>
+          <w:szCs w:val="21"/>
+          <w:lang w:eastAsia="en-IN"/>
+        </w:rPr>
+      </w:pPr>
+      <w:r>
+        <w:rPr>
+          <w:rFonts w:ascii="Consolas" w:eastAsia="Times New Roman" w:hAnsi="Consolas" w:cs="Times New Roman"/>
+          <w:color w:val="DCDCAA"/>
+          <w:sz w:val="21"/>
+          <w:szCs w:val="21"/>
+          <w:lang w:eastAsia="en-IN"/>
+        </w:rPr>
+        <w:t>tar</w:t>
+      </w:r>
+      <w:r>
+        <w:rPr>
+          <w:rFonts w:ascii="Consolas" w:eastAsia="Times New Roman" w:hAnsi="Consolas" w:cs="Times New Roman"/>
+          <w:color w:val="CCCCCC"/>
+          <w:sz w:val="21"/>
+          <w:szCs w:val="21"/>
+          <w:lang w:eastAsia="en-IN"/>
+        </w:rPr>
+        <w:t xml:space="preserve"> </w:t>
+      </w:r>
+      <w:r>
+        <w:rPr>
+          <w:rFonts w:ascii="Consolas" w:eastAsia="Times New Roman" w:hAnsi="Consolas" w:cs="Times New Roman"/>
+          <w:color w:val="569CD6"/>
+          <w:sz w:val="21"/>
+          <w:szCs w:val="21"/>
+          <w:lang w:eastAsia="en-IN"/>
+        </w:rPr>
+        <w:t>-</w:t>
+      </w:r>
+      <w:proofErr w:type="spellStart"/>
+      <w:r>
+        <w:rPr>
+          <w:rFonts w:ascii="Consolas" w:eastAsia="Times New Roman" w:hAnsi="Consolas" w:cs="Times New Roman"/>
+          <w:color w:val="569CD6"/>
+          <w:sz w:val="21"/>
+          <w:szCs w:val="21"/>
+          <w:lang w:eastAsia="en-IN"/>
+        </w:rPr>
+        <w:t>tzf</w:t>
+      </w:r>
+      <w:proofErr w:type="spellEnd"/>
+      <w:r>
+        <w:rPr>
+          <w:rFonts w:ascii="Consolas" w:eastAsia="Times New Roman" w:hAnsi="Consolas" w:cs="Times New Roman"/>
+          <w:color w:val="CCCCCC"/>
+          <w:sz w:val="21"/>
+          <w:szCs w:val="21"/>
+          <w:lang w:eastAsia="en-IN"/>
+        </w:rPr>
+        <w:t xml:space="preserve"> </w:t>
+      </w:r>
+      <w:r>
+        <w:rPr>
+          <w:rFonts w:ascii="Consolas" w:eastAsia="Times New Roman" w:hAnsi="Consolas" w:cs="Times New Roman"/>
+          <w:color w:val="CE9178"/>
+          <w:sz w:val="21"/>
+          <w:szCs w:val="21"/>
+          <w:lang w:eastAsia="en-IN"/>
+        </w:rPr>
+        <w:t>/backups/apache_backup_</w:t>
+      </w:r>
+      <w:r>
+        <w:rPr>
+          <w:rFonts w:ascii="Consolas" w:eastAsia="Times New Roman" w:hAnsi="Consolas" w:cs="Times New Roman"/>
+          <w:color w:val="9CDCFE"/>
+          <w:sz w:val="21"/>
+          <w:szCs w:val="21"/>
+          <w:lang w:eastAsia="en-IN"/>
+        </w:rPr>
+        <w:t>$DATE</w:t>
+      </w:r>
+      <w:r>
+        <w:rPr>
+          <w:rFonts w:ascii="Consolas" w:eastAsia="Times New Roman" w:hAnsi="Consolas" w:cs="Times New Roman"/>
+          <w:color w:val="CE9178"/>
+          <w:sz w:val="21"/>
+          <w:szCs w:val="21"/>
+          <w:lang w:eastAsia="en-IN"/>
+        </w:rPr>
+        <w:t>.tar.gz</w:t>
+      </w:r>
+      <w:r>
+        <w:rPr>
+          <w:rFonts w:ascii="Consolas" w:eastAsia="Times New Roman" w:hAnsi="Consolas" w:cs="Times New Roman"/>
+          <w:color w:val="CCCCCC"/>
+          <w:sz w:val="21"/>
+          <w:szCs w:val="21"/>
+          <w:lang w:eastAsia="en-IN"/>
+        </w:rPr>
+        <w:t xml:space="preserve"> </w:t>
+      </w:r>
+      <w:r>
+        <w:rPr>
+          <w:rFonts w:ascii="Consolas" w:eastAsia="Times New Roman" w:hAnsi="Consolas" w:cs="Times New Roman"/>
+          <w:color w:val="D4D4D4"/>
+          <w:sz w:val="21"/>
+          <w:szCs w:val="21"/>
+          <w:lang w:eastAsia="en-IN"/>
+        </w:rPr>
+        <w:t>&gt;&gt;</w:t>
+      </w:r>
+      <w:r>
+        <w:rPr>
+          <w:rFonts w:ascii="Consolas" w:eastAsia="Times New Roman" w:hAnsi="Consolas" w:cs="Times New Roman"/>
+          <w:color w:val="CCCCCC"/>
+          <w:sz w:val="21"/>
+          <w:szCs w:val="21"/>
+          <w:lang w:eastAsia="en-IN"/>
+        </w:rPr>
+        <w:t xml:space="preserve"> </w:t>
+      </w:r>
+      <w:r>
+        <w:rPr>
+          <w:rFonts w:ascii="Consolas" w:eastAsia="Times New Roman" w:hAnsi="Consolas" w:cs="Times New Roman"/>
+          <w:color w:val="CE9178"/>
+          <w:sz w:val="21"/>
+          <w:szCs w:val="21"/>
+          <w:lang w:eastAsia="en-IN"/>
+        </w:rPr>
+        <w:t>/backups/apache_backup.log</w:t>
+      </w:r>
+    </w:p>
+    <w:p>
+      <w:pPr>
+        <w:pStyle w:val="ListParagraph"/>
+        <w:numPr>
+          <w:ilvl w:val="0"/>
+          <w:numId w:val="10"/>
+        </w:numPr>
+        <w:shd w:val="clear" w:color="auto" w:fill="1F1F1F"/>
+        <w:spacing w:after="0" w:line="285" w:lineRule="atLeast"/>
+        <w:rPr>
+          <w:rFonts w:ascii="Consolas" w:eastAsia="Times New Roman" w:hAnsi="Consolas" w:cs="Times New Roman"/>
+          <w:color w:val="CCCCCC"/>
+          <w:sz w:val="21"/>
+          <w:szCs w:val="21"/>
+          <w:lang w:eastAsia="en-IN"/>
+        </w:rPr>
+      </w:pPr>
+    </w:p>
+    <w:p>
+      <w:pPr>
+        <w:pStyle w:val="ListParagraph"/>
+      </w:pPr>
+    </w:p>
+    <w:p>
+      <w:pPr>
+        <w:pStyle w:val="ListParagraph"/>
+        <w:numPr>
+          <w:ilvl w:val="0"/>
+          <w:numId w:val="10"/>
+        </w:numPr>
+        <w:rPr>
+          <w:rFonts w:ascii="Consolas" w:eastAsia="Times New Roman" w:hAnsi="Consolas" w:cs="Times New Roman"/>
+          <w:color w:val="CCCCCC"/>
+          <w:sz w:val="21"/>
+          <w:szCs w:val="21"/>
+          <w:lang w:eastAsia="en-IN"/>
+        </w:rPr>
+      </w:pPr>
+      <w:r>
+        <w:t>monitor.sh</w:t>
+      </w:r>
+    </w:p>
+    <w:p>
+      <w:pPr>
+        <w:pStyle w:val="ListParagraph"/>
+      </w:pPr>
+      <w:r>
+        <w:rPr>
+          <w:noProof/>
+          <w:lang w:eastAsia="en-IN"/>
+        </w:rPr>
+        <w:drawing>
+          <wp:inline distT="0" distB="0" distL="0" distR="0" wp14:anchorId="1DC68AA9" wp14:editId="64C23B73">
+            <wp:extent cx="5393118" cy="2914650"/>
+            <wp:effectExtent l="0" t="0" r="0" b="0"/>
+            <wp:docPr id="2064498672" name="Picture 1"/>
+            <wp:cNvGraphicFramePr>
+              <a:graphicFrameLocks xmlns:a="http://schemas.openxmlformats.org/drawingml/2006/main" noChangeAspect="1"/>
+            </wp:cNvGraphicFramePr>
+            <a:graphic xmlns:a="http://schemas.openxmlformats.org/drawingml/2006/main">
+              <a:graphicData uri="http://schemas.openxmlformats.org/drawingml/2006/picture">
+                <pic:pic xmlns:pic="http://schemas.openxmlformats.org/drawingml/2006/picture">
+                  <pic:nvPicPr>
+                    <pic:cNvPr id="2064498672" name=""/>
+                    <pic:cNvPicPr/>
+                  </pic:nvPicPr>
+                  <pic:blipFill>
+                    <a:blip r:embed="rId11"/>
+                    <a:stretch>
+                      <a:fillRect/>
+                    </a:stretch>
+                  </pic:blipFill>
+                  <pic:spPr>
+                    <a:xfrm>
+                      <a:off x="0" y="0"/>
+                      <a:ext cx="5395729" cy="2916061"/>
+                    </a:xfrm>
+                    <a:prstGeom prst="rect">
+                      <a:avLst/>
+                    </a:prstGeom>
+                  </pic:spPr>
+                </pic:pic>
+              </a:graphicData>
+            </a:graphic>
+          </wp:inline>
+        </w:drawing>
+      </w:r>
+    </w:p>
+    <w:p/>
+    <w:p>
+      <w:pPr>
+        <w:pStyle w:val="ListParagraph"/>
+        <w:numPr>
+          <w:ilvl w:val="0"/>
+          <w:numId w:val="10"/>
+        </w:numPr>
+      </w:pPr>
+      <w:r>
+        <w:t>nginx_backup.sh</w:t>
+      </w:r>
+    </w:p>
+    <w:p>
+      <w:pPr>
+        <w:pStyle w:val="ListParagraph"/>
+        <w:numPr>
+          <w:ilvl w:val="0"/>
+          <w:numId w:val="10"/>
+        </w:numPr>
+      </w:pPr>
+      <w:r>
+        <w:rPr>
+          <w:noProof/>
+          <w:lang w:eastAsia="en-IN"/>
+        </w:rPr>
+        <w:drawing>
+          <wp:inline distT="0" distB="0" distL="0" distR="0" wp14:anchorId="5CF0D5F5">
+            <wp:extent cx="3185682" cy="1206500"/>
+            <wp:effectExtent l="0" t="0" r="0" b="0"/>
+            <wp:docPr id="2" name="Picture 2"/>
+            <wp:cNvGraphicFramePr>
+              <a:graphicFrameLocks xmlns:a="http://schemas.openxmlformats.org/drawingml/2006/main" noChangeAspect="1"/>
+            </wp:cNvGraphicFramePr>
+            <a:graphic xmlns:a="http://schemas.openxmlformats.org/drawingml/2006/main">
+              <a:graphicData uri="http://schemas.openxmlformats.org/drawingml/2006/picture">
+                <pic:pic xmlns:pic="http://schemas.openxmlformats.org/drawingml/2006/picture">
+                  <pic:nvPicPr>
+                    <pic:cNvPr id="0" name="Picture 16"/>
+                    <pic:cNvPicPr>
+                      <a:picLocks noChangeAspect="1" noChangeArrowheads="1"/>
+                    </pic:cNvPicPr>
+                  </pic:nvPicPr>
+                  <pic:blipFill>
+                    <a:blip r:embed="rId12" cstate="print">
+                      <a:extLst>
+                        <a:ext uri="{28A0092B-C50C-407E-A947-70E740481C1C}">
+                          <a14:useLocalDpi xmlns:a14="http://schemas.microsoft.com/office/drawing/2010/main" val="0"/>
+                        </a:ext>
+                      </a:extLst>
+                    </a:blip>
+                    <a:srcRect/>
+                    <a:stretch>
+                      <a:fillRect/>
+                    </a:stretch>
+                  </pic:blipFill>
+                  <pic:spPr bwMode="auto">
+                    <a:xfrm>
+                      <a:off x="0" y="0"/>
+                      <a:ext cx="3213318" cy="1216966"/>
+                    </a:xfrm>
+                    <a:prstGeom prst="rect">
+                      <a:avLst/>
+                    </a:prstGeom>
+                    <a:noFill/>
+                  </pic:spPr>
+                </pic:pic>
+              </a:graphicData>
+            </a:graphic>
+          </wp:inline>
+        </w:drawing>
+      </w:r>
+      <w:bookmarkStart w:id="0" w:name="_GoBack"/>
+      <w:bookmarkEnd w:id="0"/>
     </w:p>
     <w:p>
       <w:pPr>
@@ -5049,7 +5933,7 @@
                     <pic:cNvPicPr/>
                   </pic:nvPicPr>
                   <pic:blipFill>
-                    <a:blip r:embed="rId11"/>
+                    <a:blip r:embed="rId13"/>
                     <a:stretch>
                       <a:fillRect/>
                     </a:stretch>
@@ -5100,7 +5984,7 @@
                     <pic:cNvPicPr/>
                   </pic:nvPicPr>
                   <pic:blipFill>
-                    <a:blip r:embed="rId12"/>
+                    <a:blip r:embed="rId14"/>
                     <a:stretch>
                       <a:fillRect/>
                     </a:stretch>
@@ -5151,7 +6035,7 @@
                     <pic:cNvPicPr/>
                   </pic:nvPicPr>
                   <pic:blipFill>
-                    <a:blip r:embed="rId13"/>
+                    <a:blip r:embed="rId15"/>
                     <a:stretch>
                       <a:fillRect/>
                     </a:stretch>
@@ -5202,7 +6086,7 @@
                     <pic:cNvPicPr/>
                   </pic:nvPicPr>
                   <pic:blipFill>
-                    <a:blip r:embed="rId14"/>
+                    <a:blip r:embed="rId16"/>
                     <a:stretch>
                       <a:fillRect/>
                     </a:stretch>
@@ -5287,7 +6171,7 @@
                     <pic:cNvPicPr/>
                   </pic:nvPicPr>
                   <pic:blipFill>
-                    <a:blip r:embed="rId15"/>
+                    <a:blip r:embed="rId17"/>
                     <a:stretch>
                       <a:fillRect/>
                     </a:stretch>
